--- a/doc/Manuale/Manuale_uso-Centro_Visite.docx
+++ b/doc/Manuale/Manuale_uso-Centro_Visite.docx
@@ -4166,6 +4166,7 @@
           <w:bCs/>
         </w:rPr>
       </w:pPr>
+      <w:proofErr w:type="spellStart"/>
       <w:r>
         <w:rPr>
           <w:b/>
@@ -4173,6 +4174,7 @@
         </w:rPr>
         <w:t>Backend</w:t>
       </w:r>
+      <w:proofErr w:type="spellEnd"/>
     </w:p>
     <w:p>
       <w:pPr>
@@ -4257,11 +4259,47 @@
         </w:rPr>
         <w:t xml:space="preserve"> </w:t>
       </w:r>
+      <w:proofErr w:type="spellStart"/>
       <w:r>
         <w:rPr>
           <w:color w:val="000000" w:themeColor="text1"/>
         </w:rPr>
-        <w:t>Inversion of Control (IoC) e Dependency Injection (DI) per gestire in modo automatico le dipendenze tra i componenti, migliorando la modularità e la manutenibilità del sistema.</w:t>
+        <w:t>Inversion</w:t>
+      </w:r>
+      <w:proofErr w:type="spellEnd"/>
+      <w:r>
+        <w:rPr>
+          <w:color w:val="000000" w:themeColor="text1"/>
+        </w:rPr>
+        <w:t xml:space="preserve"> of Control (</w:t>
+      </w:r>
+      <w:proofErr w:type="spellStart"/>
+      <w:r>
+        <w:rPr>
+          <w:color w:val="000000" w:themeColor="text1"/>
+        </w:rPr>
+        <w:t>IoC</w:t>
+      </w:r>
+      <w:proofErr w:type="spellEnd"/>
+      <w:r>
+        <w:rPr>
+          <w:color w:val="000000" w:themeColor="text1"/>
+        </w:rPr>
+        <w:t xml:space="preserve">) e </w:t>
+      </w:r>
+      <w:proofErr w:type="spellStart"/>
+      <w:r>
+        <w:rPr>
+          <w:color w:val="000000" w:themeColor="text1"/>
+        </w:rPr>
+        <w:t>Dependency</w:t>
+      </w:r>
+      <w:proofErr w:type="spellEnd"/>
+      <w:r>
+        <w:rPr>
+          <w:color w:val="000000" w:themeColor="text1"/>
+        </w:rPr>
+        <w:t xml:space="preserve"> Injection (DI) per gestire in modo automatico le dipendenze tra i componenti, migliorando la modularità e la manutenibilità del sistema.</w:t>
       </w:r>
     </w:p>
     <w:p>
@@ -4271,7 +4309,15 @@
       </w:pPr>
       <w:r>
         <w:lastRenderedPageBreak/>
-        <w:t>Il backend fornisce i servizi essenziali per il funzionamento del sistema ed espone le funzionalità tramite API REST.</w:t>
+        <w:t xml:space="preserve">Il </w:t>
+      </w:r>
+      <w:proofErr w:type="spellStart"/>
+      <w:r>
+        <w:t>backend</w:t>
+      </w:r>
+      <w:proofErr w:type="spellEnd"/>
+      <w:r>
+        <w:t xml:space="preserve"> fornisce i servizi essenziali per il funzionamento del sistema ed espone le funzionalità tramite API REST.</w:t>
       </w:r>
     </w:p>
     <w:p>
@@ -4283,6 +4329,7 @@
           <w:bCs/>
         </w:rPr>
       </w:pPr>
+      <w:proofErr w:type="spellStart"/>
       <w:r>
         <w:rPr>
           <w:b/>
@@ -4290,6 +4337,7 @@
         </w:rPr>
         <w:t>Frontend</w:t>
       </w:r>
+      <w:proofErr w:type="spellEnd"/>
     </w:p>
     <w:p>
       <w:pPr>
@@ -4297,7 +4345,15 @@
         <w:jc w:val="both"/>
       </w:pPr>
       <w:r>
-        <w:t>Accessibile interamente tramite browser, combina API REST e template HTML in Thymeleaf per la visualizzazione dei dati.</w:t>
+        <w:t xml:space="preserve">Accessibile interamente tramite browser, combina API REST e template HTML in </w:t>
+      </w:r>
+      <w:proofErr w:type="spellStart"/>
+      <w:r>
+        <w:t>Thymeleaf</w:t>
+      </w:r>
+      <w:proofErr w:type="spellEnd"/>
+      <w:r>
+        <w:t xml:space="preserve"> per la visualizzazione dei dati.</w:t>
       </w:r>
     </w:p>
     <w:p>
@@ -4338,7 +4394,15 @@
         <w:jc w:val="both"/>
       </w:pPr>
       <w:r>
-        <w:t>Un database relazionale SQL-like, interfacciato tramite Hibernate, un ORM scritto in Java</w:t>
+        <w:t xml:space="preserve">Un database relazionale SQL-like, interfacciato tramite </w:t>
+      </w:r>
+      <w:proofErr w:type="spellStart"/>
+      <w:r>
+        <w:t>Hibernate</w:t>
+      </w:r>
+      <w:proofErr w:type="spellEnd"/>
+      <w:r>
+        <w:t>, un ORM scritto in Java</w:t>
       </w:r>
       <w:r>
         <w:t xml:space="preserve"> </w:t>
@@ -4350,7 +4414,15 @@
         <w:t xml:space="preserve">, </w:t>
       </w:r>
       <w:r>
-        <w:t xml:space="preserve">e Liquibase, un sistema per gestire </w:t>
+        <w:t xml:space="preserve">e </w:t>
+      </w:r>
+      <w:proofErr w:type="spellStart"/>
+      <w:r>
+        <w:t>Liquibase</w:t>
+      </w:r>
+      <w:proofErr w:type="spellEnd"/>
+      <w:r>
+        <w:t xml:space="preserve">, un sistema per gestire </w:t>
       </w:r>
       <w:r>
         <w:t>le evoluzioni</w:t>
@@ -4467,14 +4539,32 @@
         <w:t xml:space="preserve"> </w:t>
       </w:r>
       <w:r>
-        <w:t>manager come DBeaver o HeidiSQL</w:t>
-      </w:r>
+        <w:t xml:space="preserve">manager come </w:t>
+      </w:r>
+      <w:proofErr w:type="spellStart"/>
+      <w:r>
+        <w:t>DBeaver</w:t>
+      </w:r>
+      <w:proofErr w:type="spellEnd"/>
+      <w:r>
+        <w:t xml:space="preserve"> o </w:t>
+      </w:r>
+      <w:proofErr w:type="spellStart"/>
+      <w:r>
+        <w:t>HeidiSQL</w:t>
+      </w:r>
+      <w:proofErr w:type="spellEnd"/>
       <w:r>
         <w:t>, o in alternativa utilizzare il DB manager incorporato in IDE</w:t>
       </w:r>
       <w:r>
-        <w:t xml:space="preserve"> come IntelliJ</w:t>
-      </w:r>
+        <w:t xml:space="preserve"> come </w:t>
+      </w:r>
+      <w:proofErr w:type="spellStart"/>
+      <w:r>
+        <w:t>IntelliJ</w:t>
+      </w:r>
+      <w:proofErr w:type="spellEnd"/>
       <w:r>
         <w:t>.</w:t>
       </w:r>
@@ -4492,8 +4582,13 @@
         <w:t>Java Runtime 21</w:t>
       </w:r>
       <w:r>
-        <w:t xml:space="preserve"> o successive, o equivalente OpenJDK</w:t>
-      </w:r>
+        <w:t xml:space="preserve"> o successive, o equivalente </w:t>
+      </w:r>
+      <w:proofErr w:type="spellStart"/>
+      <w:r>
+        <w:t>OpenJDK</w:t>
+      </w:r>
+      <w:proofErr w:type="spellEnd"/>
       <w:r>
         <w:t>.</w:t>
       </w:r>
@@ -4511,7 +4606,15 @@
         <w:t>Database</w:t>
       </w:r>
       <w:r>
-        <w:t>: relazionale di tipo SQL: MySQL (consigliato), MariaDB (funzionante)</w:t>
+        <w:t xml:space="preserve">: relazionale di tipo SQL: MySQL (consigliato), </w:t>
+      </w:r>
+      <w:proofErr w:type="spellStart"/>
+      <w:r>
+        <w:t>MariaDB</w:t>
+      </w:r>
+      <w:proofErr w:type="spellEnd"/>
+      <w:r>
+        <w:t xml:space="preserve"> (funzionante)</w:t>
       </w:r>
       <w:r>
         <w:t>.</w:t>
@@ -4660,7 +4763,15 @@
         <w:t>ch</w:t>
       </w:r>
       <w:r>
-        <w:t>e l’eseguibile .jar con i relativi file di configurazione</w:t>
+        <w:t>e l’eseguibile .</w:t>
+      </w:r>
+      <w:proofErr w:type="spellStart"/>
+      <w:r>
+        <w:t>jar</w:t>
+      </w:r>
+      <w:proofErr w:type="spellEnd"/>
+      <w:r>
+        <w:t xml:space="preserve"> con i relativi file di configurazione</w:t>
       </w:r>
       <w:r>
         <w:t>.</w:t>
@@ -4710,7 +4821,15 @@
         </w:rPr>
       </w:pPr>
       <w:r>
-        <w:t>Avviare MAMP e collegarsi al DBMS tramite DBeaver.</w:t>
+        <w:t xml:space="preserve">Avviare MAMP e collegarsi al DBMS tramite </w:t>
+      </w:r>
+      <w:proofErr w:type="spellStart"/>
+      <w:r>
+        <w:t>DBeaver</w:t>
+      </w:r>
+      <w:proofErr w:type="spellEnd"/>
+      <w:r>
+        <w:t>.</w:t>
       </w:r>
     </w:p>
     <w:p>
@@ -4736,17 +4855,48 @@
       <w:r>
         <w:t xml:space="preserve">Nella cartella fornita troverete uno script SQL chiamato </w:t>
       </w:r>
+      <w:proofErr w:type="spellStart"/>
       <w:r>
         <w:t>initialize</w:t>
       </w:r>
       <w:r>
         <w:t>DB.sql</w:t>
       </w:r>
+      <w:proofErr w:type="spellEnd"/>
       <w:r>
         <w:t xml:space="preserve"> nel path </w:t>
       </w:r>
-      <w:r>
-        <w:t>src -&gt; main -&gt; resources -&gt; db.</w:t>
+      <w:proofErr w:type="spellStart"/>
+      <w:r>
+        <w:t>src</w:t>
+      </w:r>
+      <w:proofErr w:type="spellEnd"/>
+      <w:r>
+        <w:t xml:space="preserve"> -&gt; </w:t>
+      </w:r>
+      <w:proofErr w:type="spellStart"/>
+      <w:r>
+        <w:t>main</w:t>
+      </w:r>
+      <w:proofErr w:type="spellEnd"/>
+      <w:r>
+        <w:t xml:space="preserve"> -&gt; </w:t>
+      </w:r>
+      <w:proofErr w:type="spellStart"/>
+      <w:r>
+        <w:t>resources</w:t>
+      </w:r>
+      <w:proofErr w:type="spellEnd"/>
+      <w:r>
+        <w:t xml:space="preserve"> -&gt; </w:t>
+      </w:r>
+      <w:proofErr w:type="spellStart"/>
+      <w:r>
+        <w:t>db</w:t>
+      </w:r>
+      <w:proofErr w:type="spellEnd"/>
+      <w:r>
+        <w:t>.</w:t>
       </w:r>
       <w:r>
         <w:t xml:space="preserve"> </w:t>
@@ -4805,25 +4955,43 @@
           <w:rStyle w:val="Paragrafodejavucharacter"/>
           <w:shd w:val="clear" w:color="FFFFFF" w:themeColor="background1" w:fill="FFFFFF" w:themeFill="background1"/>
         </w:rPr>
-        <w:t>Avviare il DMBS scelto (consigliati MySQL/MariaDB), collegarsi al DMBS come root (utente root del DBMS) e</w:t>
-      </w:r>
+        <w:t>Avviare il DMBS scelto (consigliati MySQL/</w:t>
+      </w:r>
+      <w:proofErr w:type="spellStart"/>
       <w:r>
         <w:rPr>
           <w:rStyle w:val="Paragrafodejavucharacter"/>
           <w:shd w:val="clear" w:color="FFFFFF" w:themeColor="background1" w:fill="FFFFFF" w:themeFill="background1"/>
         </w:rPr>
-        <w:t>d</w:t>
-      </w:r>
+        <w:t>MariaDB</w:t>
+      </w:r>
+      <w:proofErr w:type="spellEnd"/>
       <w:r>
         <w:rPr>
           <w:rStyle w:val="Paragrafodejavucharacter"/>
           <w:shd w:val="clear" w:color="FFFFFF" w:themeColor="background1" w:fill="FFFFFF" w:themeFill="background1"/>
         </w:rPr>
+        <w:t>), collegarsi al DMBS come root (utente root del DBMS) e</w:t>
+      </w:r>
+      <w:r>
+        <w:rPr>
+          <w:rStyle w:val="Paragrafodejavucharacter"/>
+          <w:shd w:val="clear" w:color="FFFFFF" w:themeColor="background1" w:fill="FFFFFF" w:themeFill="background1"/>
+        </w:rPr>
+        <w:t>d</w:t>
+      </w:r>
+      <w:r>
+        <w:rPr>
+          <w:rStyle w:val="Paragrafodejavucharacter"/>
+          <w:shd w:val="clear" w:color="FFFFFF" w:themeColor="background1" w:fill="FFFFFF" w:themeFill="background1"/>
+        </w:rPr>
         <w:t xml:space="preserve"> eseguire lo script </w:t>
       </w:r>
+      <w:proofErr w:type="spellStart"/>
       <w:r>
         <w:t>createDB.sql</w:t>
       </w:r>
+      <w:proofErr w:type="spellEnd"/>
     </w:p>
     <w:p>
       <w:pPr>
@@ -5059,26 +5227,46 @@
         <w:jc w:val="both"/>
       </w:pPr>
       <w:r>
-        <w:t>Avviare l’applicativo con il comando:</w:t>
+        <w:t>Avviare l’applica</w:t>
+      </w:r>
+      <w:r>
+        <w:t xml:space="preserve">zione </w:t>
+      </w:r>
+      <w:r>
+        <w:t>tramite il file .</w:t>
+      </w:r>
+      <w:proofErr w:type="spellStart"/>
+      <w:r>
+        <w:t>jar</w:t>
+      </w:r>
+      <w:proofErr w:type="spellEnd"/>
+      <w:r>
+        <w:t xml:space="preserve"> che trovate nella cartella.</w:t>
       </w:r>
     </w:p>
     <w:p>
       <w:pPr>
-        <w:pStyle w:val="Stilecodicesemplice"/>
-        <w:jc w:val="both"/>
-      </w:pPr>
-      <w:r>
-        <w:t>java -jar Destinazioni.jar</w:t>
-      </w:r>
-    </w:p>
-    <w:p>
-      <w:pPr>
         <w:pStyle w:val="Paragrafodejavu"/>
         <w:jc w:val="both"/>
       </w:pPr>
       <w:r>
-        <w:lastRenderedPageBreak/>
-        <w:t xml:space="preserve">All’avvio noterete l’avvio del framework Spring Boot e dei relativi componenti (Hibernate, Liquibase, Tomcat...); l’applicazione </w:t>
+        <w:t>All’avvio noterete l’avvio del framework Spring Boot e dei relativi componenti (</w:t>
+      </w:r>
+      <w:proofErr w:type="spellStart"/>
+      <w:r>
+        <w:t>Hibernate</w:t>
+      </w:r>
+      <w:proofErr w:type="spellEnd"/>
+      <w:r>
+        <w:t xml:space="preserve">, </w:t>
+      </w:r>
+      <w:proofErr w:type="spellStart"/>
+      <w:r>
+        <w:t>Liquibase</w:t>
+      </w:r>
+      <w:proofErr w:type="spellEnd"/>
+      <w:r>
+        <w:t xml:space="preserve">, Tomcat...); l’applicazione </w:t>
       </w:r>
       <w:r>
         <w:t>è</w:t>
@@ -5095,6 +5283,7 @@
       <w:r>
         <w:t xml:space="preserve">: </w:t>
       </w:r>
+      <w:proofErr w:type="spellStart"/>
       <w:r>
         <w:rPr>
           <w:rFonts w:ascii="Cascadia Code" w:hAnsi="Cascadia Code"/>
@@ -5102,8 +5291,9 @@
           <w:szCs w:val="24"/>
           <w:highlight w:val="lightGray"/>
         </w:rPr>
-        <w:t xml:space="preserve">Completed initialization in </w:t>
-      </w:r>
+        <w:t>Completed</w:t>
+      </w:r>
+      <w:proofErr w:type="spellEnd"/>
       <w:r>
         <w:rPr>
           <w:rFonts w:ascii="Cascadia Code" w:hAnsi="Cascadia Code"/>
@@ -5111,8 +5301,9 @@
           <w:szCs w:val="24"/>
           <w:highlight w:val="lightGray"/>
         </w:rPr>
-        <w:t>x</w:t>
-      </w:r>
+        <w:t xml:space="preserve"> </w:t>
+      </w:r>
+      <w:proofErr w:type="spellStart"/>
       <w:r>
         <w:rPr>
           <w:rFonts w:ascii="Cascadia Code" w:hAnsi="Cascadia Code"/>
@@ -5120,8 +5311,47 @@
           <w:szCs w:val="24"/>
           <w:highlight w:val="lightGray"/>
         </w:rPr>
-        <w:t xml:space="preserve"> ms</w:t>
-      </w:r>
+        <w:t>initialization</w:t>
+      </w:r>
+      <w:proofErr w:type="spellEnd"/>
+      <w:r>
+        <w:rPr>
+          <w:rFonts w:ascii="Cascadia Code" w:hAnsi="Cascadia Code"/>
+          <w:sz w:val="22"/>
+          <w:szCs w:val="24"/>
+          <w:highlight w:val="lightGray"/>
+        </w:rPr>
+        <w:t xml:space="preserve"> in </w:t>
+      </w:r>
+      <w:r>
+        <w:rPr>
+          <w:rFonts w:ascii="Cascadia Code" w:hAnsi="Cascadia Code"/>
+          <w:sz w:val="22"/>
+          <w:szCs w:val="24"/>
+          <w:highlight w:val="lightGray"/>
+        </w:rPr>
+        <w:t>x</w:t>
+      </w:r>
+      <w:r>
+        <w:rPr>
+          <w:rFonts w:ascii="Cascadia Code" w:hAnsi="Cascadia Code"/>
+          <w:sz w:val="22"/>
+          <w:szCs w:val="24"/>
+          <w:highlight w:val="lightGray"/>
+        </w:rPr>
+        <w:t xml:space="preserve"> </w:t>
+      </w:r>
+      <w:proofErr w:type="spellStart"/>
+      <w:r>
+        <w:rPr>
+          <w:rFonts w:ascii="Cascadia Code" w:hAnsi="Cascadia Code"/>
+          <w:sz w:val="22"/>
+          <w:szCs w:val="24"/>
+          <w:highlight w:val="lightGray"/>
+        </w:rPr>
+        <w:t>ms</w:t>
+      </w:r>
+      <w:proofErr w:type="spellEnd"/>
     </w:p>
     <w:p>
       <w:pPr>
@@ -5129,6 +5359,7 @@
         <w:jc w:val="both"/>
       </w:pPr>
       <w:r>
+        <w:lastRenderedPageBreak/>
         <w:t xml:space="preserve">Per terminare il processo premere </w:t>
       </w:r>
       <w:r>
@@ -5296,11 +5527,33 @@
       <w:r>
         <w:t xml:space="preserve">Le credenziali per il primo le potete trovare nel file </w:t>
       </w:r>
+      <w:proofErr w:type="spellStart"/>
       <w:r>
         <w:rPr>
           <w:rStyle w:val="Stilecodicesemplicecharacter"/>
         </w:rPr>
-        <w:t>README_Istruzioni_uso-SetUp-iniziale</w:t>
+        <w:t>README_Istruzioni_uso</w:t>
+      </w:r>
+      <w:proofErr w:type="spellEnd"/>
+      <w:r>
+        <w:rPr>
+          <w:rStyle w:val="Stilecodicesemplicecharacter"/>
+        </w:rPr>
+        <w:t>-</w:t>
+      </w:r>
+      <w:proofErr w:type="spellStart"/>
+      <w:r>
+        <w:rPr>
+          <w:rStyle w:val="Stilecodicesemplicecharacter"/>
+        </w:rPr>
+        <w:t>SetUp</w:t>
+      </w:r>
+      <w:proofErr w:type="spellEnd"/>
+      <w:r>
+        <w:rPr>
+          <w:rStyle w:val="Stilecodicesemplicecharacter"/>
+        </w:rPr>
+        <w:t>-iniziale</w:t>
       </w:r>
       <w:r>
         <w:t xml:space="preserve"> n</w:t>
@@ -5344,27 +5597,66 @@
       <w:r>
         <w:t xml:space="preserve"> per proseguire ed accedere al sistema.</w:t>
       </w:r>
-    </w:p>
-    <w:p>
-      <w:pPr>
-        <w:pStyle w:val="Paragrafodejavu"/>
-        <w:jc w:val="both"/>
-      </w:pPr>
+      <w:r>
+        <w:t xml:space="preserve"> </w:t>
+      </w:r>
+      <w:r>
+        <w:t>Se non è ancora stato definito da un altro configuratore</w:t>
+      </w:r>
+      <w:r>
+        <w:t xml:space="preserve">, sarete portati </w:t>
+      </w:r>
+      <w:r>
+        <w:t xml:space="preserve">ad una pagina che vi permette di definire l’ambito territoriale nella quale la vostra organizzazione opera. Si </w:t>
+      </w:r>
+      <w:r>
+        <w:lastRenderedPageBreak/>
+        <w:t>p</w:t>
+      </w:r>
+      <w:r>
+        <w:t>ossono</w:t>
+      </w:r>
+      <w:r>
+        <w:t xml:space="preserve"> inserire una o pi</w:t>
+      </w:r>
+      <w:r>
+        <w:t>ù</w:t>
+      </w:r>
+      <w:r>
+        <w:t xml:space="preserve"> localit</w:t>
+      </w:r>
+      <w:r>
+        <w:t>à</w:t>
+      </w:r>
+      <w:r>
+        <w:t>.</w:t>
+      </w:r>
+      <w:r>
+        <w:t xml:space="preserve"> </w:t>
+      </w:r>
+      <w:r>
+        <w:t>Q</w:t>
+      </w:r>
+      <w:r>
+        <w:t>uando avete finito premere il pulsante di conferma</w:t>
+      </w:r>
+      <w:r>
+        <w:t xml:space="preserve"> </w:t>
+      </w:r>
       <w:r>
         <w:rPr>
           <w:noProof/>
         </w:rPr>
-        <w:lastRenderedPageBreak/>
         <w:drawing>
-          <wp:anchor distT="0" distB="0" distL="115200" distR="115200" simplePos="0" relativeHeight="22528" behindDoc="0" locked="0" layoutInCell="1" allowOverlap="1" wp14:anchorId="090FE0C6" wp14:editId="2F189BCF">
+          <wp:anchor distT="0" distB="0" distL="115200" distR="115200" simplePos="0" relativeHeight="22528" behindDoc="0" locked="0" layoutInCell="1" allowOverlap="1" wp14:anchorId="090FE0C6" wp14:editId="39EF9C90">
             <wp:simplePos x="0" y="0"/>
             <wp:positionH relativeFrom="column">
-              <wp:posOffset>461010</wp:posOffset>
+              <wp:posOffset>522922</wp:posOffset>
             </wp:positionH>
             <wp:positionV relativeFrom="paragraph">
-              <wp:posOffset>1053782</wp:posOffset>
+              <wp:posOffset>542607</wp:posOffset>
             </wp:positionV>
-            <wp:extent cx="5318074" cy="2116340"/>
+            <wp:extent cx="5317490" cy="2115820"/>
             <wp:effectExtent l="0" t="0" r="0" b="0"/>
             <wp:wrapTopAndBottom/>
             <wp:docPr id="4" name="Picture 4"/>
@@ -5388,7 +5680,7 @@
                   <pic:spPr bwMode="auto">
                     <a:xfrm>
                       <a:off x="0" y="0"/>
-                      <a:ext cx="5318074" cy="2116340"/>
+                      <a:ext cx="5317490" cy="2115820"/>
                     </a:xfrm>
                     <a:prstGeom prst="rect">
                       <a:avLst/>
@@ -5401,40 +5693,7 @@
         </w:drawing>
       </w:r>
       <w:r>
-        <w:t>Se non è ancora stato definito da un altro configuratore</w:t>
-      </w:r>
-      <w:r>
-        <w:t xml:space="preserve">, sarete portati </w:t>
-      </w:r>
-      <w:r>
-        <w:t>ad una pagina che vi permette di definire l’ambito territoriale nella quale la vostra organizzazione opera. Si possono</w:t>
-      </w:r>
-      <w:r>
-        <w:t xml:space="preserve"> inserire una o pi</w:t>
-      </w:r>
-      <w:r>
-        <w:t>ù</w:t>
-      </w:r>
-      <w:r>
-        <w:t xml:space="preserve"> localit</w:t>
-      </w:r>
-      <w:r>
-        <w:t>à</w:t>
-      </w:r>
-      <w:r>
-        <w:t>.</w:t>
-      </w:r>
-      <w:r>
-        <w:t xml:space="preserve"> </w:t>
-      </w:r>
-      <w:r>
-        <w:t>Q</w:t>
-      </w:r>
-      <w:r>
-        <w:t>uando avete finito premere il pulsante di conferma</w:t>
-      </w:r>
-      <w:r>
-        <w:t xml:space="preserve"> “Aggiungi località”</w:t>
+        <w:t>“Aggiungi località”</w:t>
       </w:r>
       <w:r>
         <w:t>.</w:t>
